--- a/zhs/docx/065.content.docx
+++ b/zhs/docx/065.content.docx
@@ -211,18 +211,12 @@
         </w:rPr>
         <w:t>当有人是囚犯或</w:t>
       </w:r>
-      <w:hyperlink r:id="rId13">
-        <w:r>
-          <w:rPr>
-            <w:lang w:val="zh_CN" w:bidi="zh_CN"/>
-          </w:rPr>
-          <w:rPr>
-            <w:color w:val="0000EE"/>
-            <w:u w:val="single"/>
-          </w:rPr>
-          <w:t>奴隶</w:t>
-        </w:r>
-      </w:hyperlink>
+      <w:r>
+        <w:rPr>
+          <w:lang w:val="zh_CN" w:bidi="zh_CN"/>
+        </w:rPr>
+        <w:t>奴隶</w:t>
+      </w:r>
       <w:r>
         <w:rPr>
           <w:lang w:val="zh_CN" w:bidi="zh_CN"/>
@@ -256,18 +250,12 @@
         </w:rPr>
         <w:t>圣经说耶稣献出祂的生命作为百姓的赎价。 这表示百姓就像囚犯或奴隶，耶稣为释放他们付上了代价。 耶稣不是用钱买来人们的自由，而是用祂自己的生命，这更加宝贵。 耶稣的死是耶稣为把人们从</w:t>
       </w:r>
-      <w:hyperlink r:id="rId14">
-        <w:r>
-          <w:rPr>
-            <w:lang w:val="zh_CN" w:bidi="zh_CN"/>
-          </w:rPr>
-          <w:rPr>
-            <w:color w:val="0000EE"/>
-            <w:u w:val="single"/>
-          </w:rPr>
-          <w:t>罪</w:t>
-        </w:r>
-      </w:hyperlink>
+      <w:r>
+        <w:rPr>
+          <w:lang w:val="zh_CN" w:bidi="zh_CN"/>
+        </w:rPr>
+        <w:t>罪</w:t>
+      </w:r>
       <w:r>
         <w:rPr>
           <w:lang w:val="zh_CN" w:bidi="zh_CN"/>
@@ -327,7 +315,7 @@
           <w:lang w:val="zh_CN" w:bidi="zh_CN"/>
         </w:rPr>
       </w:r>
-      <w:hyperlink r:id="rId15">
+      <w:hyperlink r:id="rId13">
         <w:r>
           <w:rPr>
             <w:lang w:val="zh_CN" w:bidi="zh_CN"/>

--- a/zhs/docx/065.content.docx
+++ b/zhs/docx/065.content.docx
@@ -261,77 +261,6 @@
           <w:lang w:val="zh_CN" w:bidi="zh_CN"/>
         </w:rPr>
         <w:t>、羞耻和死亡中释放出来而付上的代价。</w:t>
-      </w:r>
-      <w:r>
-        <w:rPr>
-          <w:lang w:val="zh_CN" w:bidi="zh_CN"/>
-        </w:rPr>
-      </w:r>
-      <w:r>
-        <w:rPr>
-          <w:lang w:val="zh_CN" w:bidi="zh_CN"/>
-        </w:rPr>
-      </w:r>
-    </w:p>
-    <w:p>
-      <w:pPr/>
-      <w:r>
-        <w:rPr>
-          <w:lang w:val="zh_CN" w:bidi="zh_CN"/>
-        </w:rPr>
-      </w:r>
-    </w:p>
-    <w:p>
-      <w:pPr>
-        <w:pStyle w:val="Heading2"/>
-      </w:pPr>
-      <w:r>
-        <w:rPr>
-          <w:lang w:val="zh_CN" w:bidi="zh_CN"/>
-        </w:rPr>
-        <w:t>赎价</w:t>
-      </w:r>
-      <w:r>
-        <w:rPr>
-          <w:lang w:val="zh_CN" w:bidi="zh_CN"/>
-        </w:rPr>
-      </w:r>
-    </w:p>
-    <w:p>
-      <w:pPr>
-        <w:pStyle w:val="Heading4"/>
-      </w:pPr>
-      <w:r>
-        <w:rPr>
-          <w:lang w:val="zh_CN" w:bidi="zh_CN"/>
-        </w:rPr>
-        <w:t>Audio Content</w:t>
-      </w:r>
-    </w:p>
-    <w:p>
-      <w:pPr/>
-      <w:r>
-        <w:rPr>
-          <w:lang w:val="zh_CN" w:bidi="zh_CN"/>
-        </w:rPr>
-      </w:r>
-      <w:hyperlink r:id="rId13">
-        <w:r>
-          <w:rPr>
-            <w:lang w:val="zh_CN" w:bidi="zh_CN"/>
-          </w:rPr>
-          <w:rPr>
-            <w:color w:val="0000EE"/>
-            <w:u w:val="single"/>
-          </w:rPr>
-          <w:t>mp3 file</w:t>
-        </w:r>
-      </w:hyperlink>
-      <w:r>
-        <w:rPr>
-          <w:lang w:val="zh_CN" w:bidi="zh_CN"/>
-        </w:rPr>
-        <w:t xml:space="preserve"> (None KB)</w:t>
       </w:r>
       <w:r>
         <w:rPr>

--- a/zhs/docx/065.content.docx
+++ b/zhs/docx/065.content.docx
@@ -211,12 +211,18 @@
         </w:rPr>
         <w:t>当有人是囚犯或</w:t>
       </w:r>
-      <w:r>
-        <w:rPr>
-          <w:lang w:val="zh_CN" w:bidi="zh_CN"/>
-        </w:rPr>
-        <w:t>奴隶</w:t>
-      </w:r>
+      <w:hyperlink r:id="rId13">
+        <w:r>
+          <w:rPr>
+            <w:lang w:val="zh_CN" w:bidi="zh_CN"/>
+          </w:rPr>
+          <w:rPr>
+            <w:color w:val="0000EE"/>
+            <w:u w:val="single"/>
+          </w:rPr>
+          <w:t>奴隶</w:t>
+        </w:r>
+      </w:hyperlink>
       <w:r>
         <w:rPr>
           <w:lang w:val="zh_CN" w:bidi="zh_CN"/>
@@ -250,12 +256,18 @@
         </w:rPr>
         <w:t>圣经说耶稣献出祂的生命作为百姓的赎价。 这表示百姓就像囚犯或奴隶，耶稣为释放他们付上了代价。 耶稣不是用钱买来人们的自由，而是用祂自己的生命，这更加宝贵。 耶稣的死是耶稣为把人们从</w:t>
       </w:r>
-      <w:r>
-        <w:rPr>
-          <w:lang w:val="zh_CN" w:bidi="zh_CN"/>
-        </w:rPr>
-        <w:t>罪</w:t>
-      </w:r>
+      <w:hyperlink r:id="rId14">
+        <w:r>
+          <w:rPr>
+            <w:lang w:val="zh_CN" w:bidi="zh_CN"/>
+          </w:rPr>
+          <w:rPr>
+            <w:color w:val="0000EE"/>
+            <w:u w:val="single"/>
+          </w:rPr>
+          <w:t>罪</w:t>
+        </w:r>
+      </w:hyperlink>
       <w:r>
         <w:rPr>
           <w:lang w:val="zh_CN" w:bidi="zh_CN"/>
